--- a/ЖД станция/Работа над ошибками/Сравнение ПД/Сравнение_ИЛО1.2_26.07.29_и_26.10.16.docx
+++ b/ЖД станция/Работа над ошибками/Сравнение ПД/Сравнение_ИЛО1.2_26.07.29_и_26.10.16.docx
@@ -56,7 +56,7 @@
               <w:jc w:val="left"/>
             </w:pPr>
             <w:r>
-              <w:t xml:space="preserve">Редакция 1</w:t>
+              <w:t xml:space="preserve">Редакция от 29.07.2026</w:t>
             </w:r>
           </w:p>
         </w:tc>
@@ -70,7 +70,7 @@
               <w:jc w:val="left"/>
             </w:pPr>
             <w:r>
-              <w:t xml:space="preserve">Редакция 2</w:t>
+              <w:t xml:space="preserve">Редакция от 16.10.2026</w:t>
             </w:r>
           </w:p>
         </w:tc>
@@ -130,51 +130,7 @@
               <w:jc w:val="left"/>
             </w:pPr>
             <w:r>
-              <w:t xml:space="preserve">Дата изменения файла</w:t>
-            </w:r>
-          </w:p>
-        </w:tc>
-        <w:tc>
-          <w:tcPr>
-            <w:tcW w:type="dxa" w:w="6358"/>
-          </w:tcPr>
-          <w:p>
-            <w:pPr>
-              <w:pStyle w:val="Compact"/>
-              <w:jc w:val="left"/>
-            </w:pPr>
-            <w:r>
-              <w:t xml:space="preserve">29.07.2026</w:t>
-            </w:r>
-          </w:p>
-        </w:tc>
-        <w:tc>
-          <w:tcPr>
-            <w:tcW w:type="dxa" w:w="2422"/>
-          </w:tcPr>
-          <w:p>
-            <w:pPr>
-              <w:pStyle w:val="Compact"/>
-              <w:jc w:val="left"/>
-            </w:pPr>
-            <w:r>
-              <w:t xml:space="preserve">16.10.2026</w:t>
-            </w:r>
-          </w:p>
-        </w:tc>
-      </w:tr>
-      <w:tr>
-        <w:tc>
-          <w:tcPr>
-            <w:tcW w:type="dxa" w:w="6358"/>
-          </w:tcPr>
-          <w:p>
-            <w:pPr>
-              <w:pStyle w:val="Compact"/>
-              <w:jc w:val="left"/>
-            </w:pPr>
-            <w:r>
-              <w:t xml:space="preserve">Страниц</w:t>
+              <w:t xml:space="preserve">Количество страниц</w:t>
             </w:r>
           </w:p>
         </w:tc>
@@ -213,17 +169,7 @@
         <w:pStyle w:val="BodyText"/>
       </w:pPr>
       <w:r>
-        <w:rPr>
-          <w:bCs/>
-          <w:b/>
-        </w:rPr>
-        <w:t xml:space="preserve">Порядок сравнения.</w:t>
-      </w:r>
-      <w:r>
-        <w:t xml:space="preserve"> </w:t>
-      </w:r>
-      <w:r>
-        <w:t xml:space="preserve">Текст всех страниц сравнён дословно. Все 41 страница, совпадающие по составу, сравнены попиксельно; каждое найденное изменение просмотрено на листе. Значения «было / стало» выписаны из файлов, суммы пересчитаны. Технические паспорта, добавленные в редакцию 2, по содержанию не анализировались. Имя файла редакции 1 восстановлено по имени присланного файла.</w:t>
+        <w:t xml:space="preserve">Рассмотрены текстовая и графическая части тома в двух редакциях. Ниже приведены все внесённые изменения, для графической части — с фрагментами листов. Технические паспорта на блок-модули, включённые в редакцию от 16.10.2026, приведены справочно, их содержание в настоящем сравнении не рассматривалось.</w:t>
       </w:r>
     </w:p>
     <w:bookmarkStart w:id="20" w:name="состав-тома"/>
@@ -262,21 +208,21 @@
               <w:jc w:val="left"/>
             </w:pPr>
             <w:r>
-              <w:t xml:space="preserve">Часть</w:t>
-            </w:r>
-          </w:p>
-        </w:tc>
-        <w:tc>
-          <w:tcPr>
-            <w:tcW w:type="dxa" w:w="6358"/>
-          </w:tcPr>
-          <w:p>
-            <w:pPr>
-              <w:pStyle w:val="Compact"/>
-              <w:jc w:val="left"/>
-            </w:pPr>
-            <w:r>
-              <w:t xml:space="preserve">Редакция 1 (26.07.29)</w:t>
+              <w:t xml:space="preserve">Часть тома</w:t>
+            </w:r>
+          </w:p>
+        </w:tc>
+        <w:tc>
+          <w:tcPr>
+            <w:tcW w:type="dxa" w:w="6358"/>
+          </w:tcPr>
+          <w:p>
+            <w:pPr>
+              <w:pStyle w:val="Compact"/>
+              <w:jc w:val="left"/>
+            </w:pPr>
+            <w:r>
+              <w:t xml:space="preserve">Редакция от 29.07.2026</w:t>
             </w:r>
           </w:p>
         </w:tc>
@@ -290,7 +236,7 @@
               <w:jc w:val="left"/>
             </w:pPr>
             <w:r>
-              <w:t xml:space="preserve">Редакция 2 (26.10.16)</w:t>
+              <w:t xml:space="preserve">Редакция от 16.10.2026</w:t>
             </w:r>
           </w:p>
         </w:tc>
@@ -394,7 +340,7 @@
               <w:jc w:val="left"/>
             </w:pPr>
             <w:r>
-              <w:t xml:space="preserve">Графическая часть 1439/2025/4-ИЛО1.2-ГЧ.01 … ГЧ.14</w:t>
+              <w:t xml:space="preserve">Графическая часть 1439/2025/4-ИЛО1.2-ГЧ.01 … 1439/2025/4-ИЛО1.2-ГЧ.14</w:t>
             </w:r>
           </w:p>
         </w:tc>
@@ -575,7 +521,7 @@
         <w:pStyle w:val="FirstParagraph"/>
       </w:pPr>
       <w:r>
-        <w:t xml:space="preserve">Ниже — все изменения текста. Остальной текст совпадает дословно, кроме номеров разделов и страниц в содержании.</w:t>
+        <w:t xml:space="preserve">В остальном текст не изменился, за исключением нумерации разделов и страниц.</w:t>
       </w:r>
     </w:p>
     <w:tbl>
@@ -619,7 +565,7 @@
               <w:jc w:val="left"/>
             </w:pPr>
             <w:r>
-              <w:t xml:space="preserve">Редакция 1 (26.07.29)</w:t>
+              <w:t xml:space="preserve">Редакция от 29.07.2026</w:t>
             </w:r>
           </w:p>
         </w:tc>
@@ -633,7 +579,7 @@
               <w:jc w:val="left"/>
             </w:pPr>
             <w:r>
-              <w:t xml:space="preserve">Редакция 2 (26.10.16)</w:t>
+              <w:t xml:space="preserve">Редакция от 16.10.2026</w:t>
             </w:r>
           </w:p>
         </w:tc>
@@ -1129,7 +1075,7 @@
               <w:jc w:val="left"/>
             </w:pPr>
             <w:r>
-              <w:t xml:space="preserve">Изменения в редакции 2 (26.10.16)</w:t>
+              <w:t xml:space="preserve">Изменения в редакции от 16.10.2026</w:t>
             </w:r>
           </w:p>
         </w:tc>
@@ -1159,7 +1105,7 @@
               <w:jc w:val="left"/>
             </w:pPr>
             <w:r>
-              <w:t xml:space="preserve">Без изменений (совпадает попиксельно)</w:t>
+              <w:t xml:space="preserve">Без изменений</w:t>
             </w:r>
           </w:p>
         </w:tc>
@@ -1219,7 +1165,7 @@
               <w:jc w:val="left"/>
             </w:pPr>
             <w:r>
-              <w:t xml:space="preserve">Ширина 1400 → 1500 мм (фасады 1-2, 2-1) и 1700 → 2000 мм (А-Б, Б-А); верх «+2,690» → «+2,650». Фасад Б-А: добавлены отметки +1,950 и +1,350 (окно); отметка «134,81» под 0,000 удалена. Фасад 1-2: обозначение открывания двери показано зеркально. Полоса RAL 3020 показана ниже (высота полосы не проставлена ни в одной редакции)</w:t>
+              <w:t xml:space="preserve">Ширина 1400 → 1500 мм (фасады 1-2, 2-1) и 1700 → 2000 мм (А-Б, Б-А); верх «+2,690» → «+2,650». Фасад Б-А: добавлены отметки +1,950 и +1,350 (окно); отметка «134,81» под 0,000 удалена. Фасад 1-2: изменена сторона открывания двери. Полоса RAL 3020 показана ниже (высота полосы не проставлена ни в одной редакции)</w:t>
             </w:r>
           </w:p>
         </w:tc>
@@ -1249,7 +1195,7 @@
               <w:jc w:val="left"/>
             </w:pPr>
             <w:r>
-              <w:t xml:space="preserve">Добавлены отметка «+2,970*» и сноска «* - уточнить по месту». Разрез 1-1 смещён на листе, его содержание не изменено. План, спецификация, экспликация, показатели, примечания — без изменений</w:t>
+              <w:t xml:space="preserve">Добавлены отметка «+2,970*» и сноска «* - уточнить по месту». Разрез 1-1 перенесён на листе без изменений. План, спецификация, экспликация, показатели, примечания — без изменений</w:t>
             </w:r>
           </w:p>
         </w:tc>
@@ -1399,7 +1345,7 @@
               <w:jc w:val="left"/>
             </w:pPr>
             <w:r>
-              <w:t xml:space="preserve">План: мебель и оборудование не показаны; изменены перегородки и двери у оси Б в осях 5–7. Экспликация: было 16 позиций, стало 17 (см. таблицу ниже). Показатели: площадь застройки 162,0 м² и общая площадь 145,48 м² — без изменений; строительный объём 453,6 → 694,98 м³. Разрез: плоская кровля с верхом +2,800 заменена двускатной с верхом +4,290; добавлена «+2,500 высота потолка»; удалена «−0,300 Ур. земли»</w:t>
+              <w:t xml:space="preserve">План: мебель и оборудование на плане больше не показаны; изменены перегородки и двери у оси Б в осях 5–7. Экспликация: было 16 позиций, стало 17 (см. таблицу ниже). Показатели: площадь застройки 162,0 м² и общая площадь 145,48 м² — без изменений; строительный объём 453,6 → 694,98 м³. Разрез: плоская кровля с верхом +2,800 заменена двускатной с верхом +4,290; добавлена «+2,500 высота потолка»; удалена «−0,300 Ур. земли»</w:t>
             </w:r>
           </w:p>
         </w:tc>
@@ -1562,7 +1508,7 @@
       <w:r>
         <w:drawing>
           <wp:inline>
-            <wp:extent cx="7394655" cy="6047999"/>
+            <wp:extent cx="7419093" cy="6047999"/>
             <wp:effectExtent b="0" l="0" r="0" t="0"/>
             <wp:docPr descr="" title="" id="23" name="Picture"/>
             <a:graphic>
@@ -1583,7 +1529,7 @@
                   <pic:spPr bwMode="auto">
                     <a:xfrm>
                       <a:off x="0" y="0"/>
-                      <a:ext cx="7394655" cy="6047999"/>
+                      <a:ext cx="7419093" cy="6047999"/>
                     </a:xfrm>
                     <a:prstGeom prst="rect">
                       <a:avLst/>
@@ -1607,7 +1553,7 @@
         <w:pStyle w:val="ImageCaption"/>
       </w:pPr>
       <w:r>
-        <w:t xml:space="preserve">Лист 1439/2025/4-ИЛО1.2-ГЧ.02. Туалетный модуль: план и разрез 1-1 (на разрезе редакции 2 размер А–Б 1700 при 2000 на плане)</w:t>
+        <w:t xml:space="preserve">Лист 1439/2025/4-ИЛО1.2-ГЧ.02. Туалетный модуль: план и разрез 1-1 (в редакции от 16.10.2026 на разрезе размер А–Б 1700, на плане 2000)</w:t>
       </w:r>
     </w:p>
     <w:p>
@@ -1672,7 +1618,7 @@
       <w:r>
         <w:drawing>
           <wp:inline>
-            <wp:extent cx="9303887" cy="6047999"/>
+            <wp:extent cx="9325781" cy="6047999"/>
             <wp:effectExtent b="0" l="0" r="0" t="0"/>
             <wp:docPr descr="" title="" id="29" name="Picture"/>
             <a:graphic>
@@ -1693,7 +1639,7 @@
                   <pic:spPr bwMode="auto">
                     <a:xfrm>
                       <a:off x="0" y="0"/>
-                      <a:ext cx="9303887" cy="6047999"/>
+                      <a:ext cx="9325781" cy="6047999"/>
                     </a:xfrm>
                     <a:prstGeom prst="rect">
                       <a:avLst/>
@@ -1837,7 +1783,7 @@
       <w:r>
         <w:drawing>
           <wp:inline>
-            <wp:extent cx="8244354" cy="6047999"/>
+            <wp:extent cx="8275725" cy="6047999"/>
             <wp:effectExtent b="0" l="0" r="0" t="0"/>
             <wp:docPr descr="" title="" id="38" name="Picture"/>
             <a:graphic>
@@ -1858,7 +1804,7 @@
                   <pic:spPr bwMode="auto">
                     <a:xfrm>
                       <a:off x="0" y="0"/>
-                      <a:ext cx="8244354" cy="6047999"/>
+                      <a:ext cx="8275725" cy="6047999"/>
                     </a:xfrm>
                     <a:prstGeom prst="rect">
                       <a:avLst/>
@@ -1993,7 +1939,7 @@
               <w:jc w:val="left"/>
             </w:pPr>
             <w:r>
-              <w:t xml:space="preserve">Редакция 1</w:t>
+              <w:t xml:space="preserve">Редакция от 29.07.2026</w:t>
             </w:r>
           </w:p>
         </w:tc>
@@ -2035,7 +1981,7 @@
               <w:jc w:val="left"/>
             </w:pPr>
             <w:r>
-              <w:t xml:space="preserve">Редакция 2</w:t>
+              <w:t xml:space="preserve">Редакция от 16.10.2026</w:t>
             </w:r>
           </w:p>
         </w:tc>
@@ -3899,13 +3845,13 @@
     </w:p>
     <w:bookmarkEnd w:id="55"/>
     <w:bookmarkEnd w:id="56"/>
-    <w:bookmarkStart w:id="57" w:name="X176efa5070e46b60ed18966ef9996789d4108ae"/>
+    <w:bookmarkStart w:id="57" w:name="замечания-к-редакции-от-16.10.2026"/>
     <w:p>
       <w:pPr>
         <w:pStyle w:val="Heading2"/>
       </w:pPr>
       <w:r>
-        <w:t xml:space="preserve">4. Несоответствия внутри редакции 2, выявленные при сравнении — требуют уточнения у проектировщика</w:t>
+        <w:t xml:space="preserve">4. Замечания к редакции от 16.10.2026</w:t>
       </w:r>
     </w:p>
     <w:p>
@@ -3913,7 +3859,7 @@
         <w:pStyle w:val="FirstParagraph"/>
       </w:pPr>
       <w:r>
-        <w:t xml:space="preserve">Перечень не является полной проверкой тома: в него вошли несоответствия, обнаруженные в изменённых местах.</w:t>
+        <w:t xml:space="preserve">По изменённым разделам и листам выявлены несоответствия. Прошу проектировщика дать пояснения или внести исправления.</w:t>
       </w:r>
     </w:p>
     <w:tbl>
@@ -3957,7 +3903,7 @@
               <w:jc w:val="left"/>
             </w:pPr>
             <w:r>
-              <w:t xml:space="preserve">Где</w:t>
+              <w:t xml:space="preserve">Документ, лист</w:t>
             </w:r>
           </w:p>
         </w:tc>
@@ -3971,7 +3917,7 @@
               <w:jc w:val="left"/>
             </w:pPr>
             <w:r>
-              <w:t xml:space="preserve">Что</w:t>
+              <w:t xml:space="preserve">Замечание</w:t>
             </w:r>
           </w:p>
         </w:tc>
@@ -4015,7 +3961,7 @@
               <w:jc w:val="left"/>
             </w:pPr>
             <w:r>
-              <w:t xml:space="preserve">Сумма площадей помещений по экспликации 150,89 м², общая площадь в основных строительных показателях 145,48 м² (в редакции 26.07.29 сумма 145,48 м² совпадала с показателями)</w:t>
+              <w:t xml:space="preserve">Сумма площадей помещений по экспликации 150,89 м², общая площадь в основных строительных показателях 145,48 м² (в редакции от 29.07.2026 сумма совпадала с показателями — 145,48 м²)</w:t>
             </w:r>
           </w:p>
         </w:tc>
@@ -4103,7 +4049,7 @@
               <w:jc w:val="left"/>
             </w:pPr>
             <w:r>
-              <w:t xml:space="preserve">В текстовой части: «Место для хранения уборочного инвентаря предусмотрено в помещении санузла, пом. №2». На листе ГЧ.09 пом. 2 — «Тамбур с раковиной и местом для уборочного инвентаря», уборная — пом. 2а</w:t>
+              <w:t xml:space="preserve">В текстовой части: «Место для хранения уборочного инвентаря предусмотрено в помещении санузла, пом. №2». На листе 1439/2025/4-ИЛО1.2-ГЧ.09 пом. 2 — «Тамбур с раковиной и местом для уборочного инвентаря», уборная — пом. 2а</w:t>
             </w:r>
           </w:p>
         </w:tc>
@@ -4191,7 +4137,7 @@
               <w:jc w:val="left"/>
             </w:pPr>
             <w:r>
-              <w:t xml:space="preserve">Сохранён текст «Полы в «Туалетном модуле» выполнены из алюминиевого листа рифленого (тип рифления квинтет) толщиной 1,5 мм» и добавлен текст «Напольное покрытие помещений туалетного модуля предусмотрено линолеумом Tarkett ACCZENT PRO, или аналогом». На листе ГЧ.02 в составе пола указан «Алюминиевый лист рифленый 1,5 мм»</w:t>
+              <w:t xml:space="preserve">Сохранён текст «Полы в «Туалетном модуле» выполнены из алюминиевого листа рифленого (тип рифления квинтет) толщиной 1,5 мм» и добавлен текст «Напольное покрытие помещений туалетного модуля предусмотрено линолеумом Tarkett ACCZENT PRO, или аналогом». На листе 1439/2025/4-ИЛО1.2-ГЧ.02 в составе пола указан «Алюминиевый лист рифленый 1,5 мм»</w:t>
             </w:r>
           </w:p>
         </w:tc>
@@ -4235,7 +4181,7 @@
               <w:jc w:val="left"/>
             </w:pPr>
             <w:r>
-              <w:t xml:space="preserve">Модульный пункт обогрева: в тексте подраздела 5.2 «Базальтовая вата толщиной 120 мм», в таблице того же подраздела «Стена Базальт. вата 150», на разрезе листа ГЧ.06 «Панель стеновая трехслойная с базальтовой ватой… – 150 мм»</w:t>
+              <w:t xml:space="preserve">Модульный пункт обогрева: в тексте подраздела 5.2 «Базальтовая вата толщиной 120 мм», в таблице того же подраздела «Стена Базальт. вата 150», на разрезе листа 1439/2025/4-ИЛО1.2-ГЧ.06 «Панель стеновая трехслойная с базальтовой ватой… – 150 мм»</w:t>
             </w:r>
           </w:p>
         </w:tc>
@@ -4265,7 +4211,7 @@
               <w:jc w:val="left"/>
             </w:pPr>
             <w:r>
-              <w:t xml:space="preserve">1439/2025/4-ИЛО1.2-ТЧ, подразделы 5.2, 5.3 и раздел 10 / 1439/2025/4-ИЛО1.2-ГЧ.09, ГЧ.10</w:t>
+              <w:t xml:space="preserve">1439/2025/4-ИЛО1.2-ТЧ, подразделы 5.2, 5.3 и раздел 10 / 1439/2025/4-ИЛО1.2-ГЧ.09, 1439/2025/4-ИЛО1.2-ГЧ.10</w:t>
             </w:r>
           </w:p>
         </w:tc>
@@ -4279,7 +4225,7 @@
               <w:jc w:val="left"/>
             </w:pPr>
             <w:r>
-              <w:t xml:space="preserve">Тип стеклопакета бытового модуля и пункта обогрева: подразделы 5.2 и 5.3 — «с однокамерными стеклопакетами»; раздел 10 — «окна из ПВХ-профиля с двухкамерным стеклопакетом по ГОСТ 30674—2023» и далее «Заполнение: стеклопакет однокамерный, энергоэффективный, тонированный СПО (32 мм)»; примечания листов ГЧ.09 и ГЧ.10 — «Окна металлопластиковые с двухкамерным стеклопакетом толщиной 32мм»</w:t>
+              <w:t xml:space="preserve">Тип стеклопакета бытового модуля и пункта обогрева: подразделы 5.2 и 5.3 — «с однокамерными стеклопакетами»; раздел 10 — «окна из ПВХ-профиля с двухкамерным стеклопакетом по ГОСТ 30674—2023» и далее «Заполнение: стеклопакет однокамерный, энергоэффективный, тонированный СПО (32 мм)»; примечания листов 1439/2025/4-ИЛО1.2-ГЧ.09 и 1439/2025/4-ИЛО1.2-ГЧ.10 — «Окна металлопластиковые с двухкамерным стеклопакетом толщиной 32мм»</w:t>
             </w:r>
           </w:p>
         </w:tc>
@@ -4367,7 +4313,7 @@
               <w:jc w:val="left"/>
             </w:pPr>
             <w:r>
-              <w:t xml:space="preserve">Отметка «+2,970*» со сноской «* - уточнить по месту» — значение не определено</w:t>
+              <w:t xml:space="preserve">Отметка «+2,970*» со сноской «* - уточнить по месту» — в проектной документации отметка должна быть определена</w:t>
             </w:r>
           </w:p>
         </w:tc>
@@ -4455,7 +4401,7 @@
               <w:jc w:val="left"/>
             </w:pPr>
             <w:r>
-              <w:t xml:space="preserve">Два фасада с названием «Фасад в осях А-Б»; у второго оси подписаны в порядке Б…А (в редакции 26.07.29 — «Фасад в осях Б-А»)</w:t>
+              <w:t xml:space="preserve">Два фасада с названием «Фасад в осях А-Б»; у второго оси подписаны в порядке Б…А (в редакции от 29.07.2026 — «Фасад в осях Б-А»)</w:t>
             </w:r>
           </w:p>
         </w:tc>
@@ -4499,20 +4445,20 @@
               <w:jc w:val="left"/>
             </w:pPr>
             <w:r>
-              <w:t xml:space="preserve">Содержание тома в обеих редакциях одинаковое: «Текстовая часть» (с. 4), «Графическая часть» (с. 27). Добавленные в редакцию 26.10.16 технические паспорта (стр. 42–101) в содержании не указаны</w:t>
+              <w:t xml:space="preserve">Содержание тома в обеих редакциях одинаковое: «Текстовая часть» (с. 4), «Графическая часть» (с. 27). Технические паспорта, включённые в редакцию от 16.10.2026 (стр. 42–101), в содержании тома не указаны</w:t>
             </w:r>
           </w:p>
         </w:tc>
       </w:tr>
     </w:tbl>
     <w:bookmarkEnd w:id="57"/>
-    <w:bookmarkStart w:id="58" w:name="Xdcd45177e72b6c573c85395962974fe6afeb033"/>
+    <w:bookmarkStart w:id="58" w:name="Xf7fb809543055ca5bca92ea34f44691c572a2f0"/>
     <w:p>
       <w:pPr>
         <w:pStyle w:val="Heading2"/>
       </w:pPr>
       <w:r>
-        <w:t xml:space="preserve">5. Проверено: размеры в текстовой и графической частях редакции 2 согласованы</w:t>
+        <w:t xml:space="preserve">5. Габариты зданий и окон в текстовой и графической частях редакции от 16.10.2026 совпадают</w:t>
       </w:r>
     </w:p>
     <w:tbl>
@@ -4556,7 +4502,7 @@
               <w:jc w:val="left"/>
             </w:pPr>
             <w:r>
-              <w:t xml:space="preserve">Текстовая часть</w:t>
+              <w:t xml:space="preserve">Текстовая часть 1439/2025/4-ИЛО1.2-ТЧ</w:t>
             </w:r>
           </w:p>
         </w:tc>
@@ -4600,7 +4546,7 @@
               <w:jc w:val="left"/>
             </w:pPr>
             <w:r>
-              <w:t xml:space="preserve">ТЧ 3.2: 2 000×1 500×2 650</w:t>
+              <w:t xml:space="preserve">п. 3.2: 2 000×1 500×2 650</w:t>
             </w:r>
           </w:p>
         </w:tc>
@@ -4614,7 +4560,7 @@
               <w:jc w:val="left"/>
             </w:pPr>
             <w:r>
-              <w:t xml:space="preserve">ГЧ.02: план 1500×2000, разрез 2650; ГЧ.03: ширина 1500 / 2000, верх +2,650</w:t>
+              <w:t xml:space="preserve">1439/2025/4-ИЛО1.2-ГЧ.02: план 1500×2000, разрез 2650; 1439/2025/4-ИЛО1.2-ГЧ.03: ширина 1500 / 2000, верх +2,650</w:t>
             </w:r>
           </w:p>
         </w:tc>
@@ -4644,7 +4590,7 @@
               <w:jc w:val="left"/>
             </w:pPr>
             <w:r>
-              <w:t xml:space="preserve">ТЧ 3.4: 18,0х9,0х4,29 (h) м</w:t>
+              <w:t xml:space="preserve">п. 3.4: 18,0х9,0х4,29 (h) м</w:t>
             </w:r>
           </w:p>
         </w:tc>
@@ -4658,7 +4604,7 @@
               <w:jc w:val="left"/>
             </w:pPr>
             <w:r>
-              <w:t xml:space="preserve">ГЧ.09, ГЧ.10: 18000×9000, верх +4,290</w:t>
+              <w:t xml:space="preserve">1439/2025/4-ИЛО1.2-ГЧ.09, 1439/2025/4-ИЛО1.2-ГЧ.10: 18000×9000, верх +4,290</w:t>
             </w:r>
           </w:p>
         </w:tc>
@@ -4688,7 +4634,7 @@
               <w:jc w:val="left"/>
             </w:pPr>
             <w:r>
-              <w:t xml:space="preserve">ТЧ 3.7: 6,3×23,1×2,75 (h) м</w:t>
+              <w:t xml:space="preserve">п. 3.7: 6,3×23,1×2,75 (h) м</w:t>
             </w:r>
           </w:p>
         </w:tc>
@@ -4702,7 +4648,7 @@
               <w:jc w:val="left"/>
             </w:pPr>
             <w:r>
-              <w:t xml:space="preserve">ГЧ.14: 6300; 9000+3100+11000 = 23100; верх +2,750</w:t>
+              <w:t xml:space="preserve">1439/2025/4-ИЛО1.2-ГЧ.14: 6300; 9000+3100+11000 = 23100; верх +2,750</w:t>
             </w:r>
           </w:p>
         </w:tc>
@@ -4732,7 +4678,7 @@
               <w:jc w:val="left"/>
             </w:pPr>
             <w:r>
-              <w:t xml:space="preserve">ТЧ 10: 1200×1250</w:t>
+              <w:t xml:space="preserve">п. 10: 1200×1250</w:t>
             </w:r>
           </w:p>
         </w:tc>
@@ -4746,7 +4692,7 @@
               <w:jc w:val="left"/>
             </w:pPr>
             <w:r>
-              <w:t xml:space="preserve">ГЧ.06: «Окно 1200х1250мм», проём 1200; ГЧ.07: +2,150 − 0,900 = 1,250</w:t>
+              <w:t xml:space="preserve">1439/2025/4-ИЛО1.2-ГЧ.06: «Окно 1200х1250мм», проём 1200; 1439/2025/4-ИЛО1.2-ГЧ.07: +2,150 − 0,900 = 1,250</w:t>
             </w:r>
           </w:p>
         </w:tc>
@@ -4776,7 +4722,7 @@
               <w:jc w:val="left"/>
             </w:pPr>
             <w:r>
-              <w:t xml:space="preserve">ТЧ 10: 600×600</w:t>
+              <w:t xml:space="preserve">п. 10: 600×600</w:t>
             </w:r>
           </w:p>
         </w:tc>
@@ -4790,7 +4736,7 @@
               <w:jc w:val="left"/>
             </w:pPr>
             <w:r>
-              <w:t xml:space="preserve">ГЧ.03: +1,950 − 1,350 = 0,600 (ширина окна на листе не проставлена)</w:t>
+              <w:t xml:space="preserve">1439/2025/4-ИЛО1.2-ГЧ.03: +1,950 − 1,350 = 0,600 (ширина окна на листе не проставлена)</w:t>
             </w:r>
           </w:p>
         </w:tc>
@@ -4820,7 +4766,7 @@
               <w:jc w:val="left"/>
             </w:pPr>
             <w:r>
-              <w:t xml:space="preserve">ТЧ 10: 1200×1200</w:t>
+              <w:t xml:space="preserve">п. 10: 1200×1200</w:t>
             </w:r>
           </w:p>
         </w:tc>
@@ -4834,12 +4780,28 @@
               <w:jc w:val="left"/>
             </w:pPr>
             <w:r>
-              <w:t xml:space="preserve">ГЧ.10: +2,100 − 0,900 = 1,200 (ширина окна на листе не проставлена)</w:t>
+              <w:t xml:space="preserve">1439/2025/4-ИЛО1.2-ГЧ.10: +2,100 − 0,900 = 1,200 (ширина окна на листе не проставлена)</w:t>
             </w:r>
           </w:p>
         </w:tc>
       </w:tr>
     </w:tbl>
+    <w:p>
+      <w:pPr>
+        <w:pStyle w:val="BodyText"/>
+      </w:pPr>
+      <w:r>
+        <w:t xml:space="preserve">Составил: ведущий инженер ______________________ / ______________________ /</w:t>
+      </w:r>
+    </w:p>
+    <w:p>
+      <w:pPr>
+        <w:pStyle w:val="BodyText"/>
+      </w:pPr>
+      <w:r>
+        <w:t xml:space="preserve">Дата: ____________</w:t>
+      </w:r>
+    </w:p>
     <w:bookmarkEnd w:id="58"/>
     <w:bookmarkEnd w:id="59"/>
     <w:sectPr>
